--- a/z-Unused/b-Office/调研报告.docx
+++ b/z-Unused/b-Office/调研报告.docx
@@ -139,7 +139,7 @@
                                 </a:avLst>
                               </a:prstGeom>
                               <a:solidFill>
-                                <a:srgbClr val="26231E"/>
+                                <a:srgbClr val="38352F"/>
                               </a:solidFill>
                               <a:ln w="12700" cap="flat" cmpd="sng" algn="ctr">
                                 <a:noFill/>
@@ -191,7 +191,7 @@
                 </mc:Choice>
                 <mc:Fallback>
                   <w:pict>
-                    <v:roundrect w14:anchorId="12823245" id="OH_CoverBar" o:spid="_x0000_s1026" style="position:absolute;margin-left:0;margin-top:0;width:331.5pt;height:33.75pt;z-index:251659264;visibility:visible;mso-wrap-style:square;mso-wrap-distance-left:9pt;mso-wrap-distance-top:0;mso-wrap-distance-right:9pt;mso-wrap-distance-bottom:0;mso-position-horizontal:absolute;mso-position-horizontal-relative:text;mso-position-vertical:absolute;mso-position-vertical-relative:text;v-text-anchor:middle" arcsize="10680f" o:gfxdata="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" fillcolor="#26231e" stroked="f" strokecolor="#09101d [484]" strokeweight="1pt">
+                    <v:roundrect w14:anchorId="12823245" id="OH_CoverBar" o:spid="_x0000_s1026" style="position:absolute;margin-left:0;margin-top:0;width:331.5pt;height:33.75pt;z-index:251659264;visibility:visible;mso-wrap-style:square;mso-wrap-distance-left:9pt;mso-wrap-distance-top:0;mso-wrap-distance-right:9pt;mso-wrap-distance-bottom:0;mso-position-horizontal:absolute;mso-position-horizontal-relative:text;mso-position-vertical:absolute;mso-position-vertical-relative:text;v-text-anchor:middle" arcsize="10680f" o:gfxdata="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" fillcolor="#38352F" stroked="f" strokecolor="#09101d [484]" strokeweight="1pt">
                       <v:stroke joinstyle="miter"/>
                       <w10:anchorlock/>
                     </v:roundrect>
@@ -249,9 +249,9 @@
       <w:tblPr>
         <w:tblW w:w="9072" w:type="dxa"/>
         <w:tblBorders>
-          <w:top w:val="single" w:sz="18" w:space="0" w:color="26231E"/>
+          <w:top w:val="single" w:sz="18" w:space="0" w:color="38352F"/>
           <w:left w:val="nil"/>
-          <w:bottom w:val="single" w:sz="8" w:space="0" w:color="26231E"/>
+          <w:bottom w:val="single" w:sz="8" w:space="0" w:color="38352F"/>
           <w:right w:val="nil"/>
           <w:insideH w:val="single" w:sz="4" w:space="0" w:color="D5D1C8"/>
           <w:insideV w:val="single" w:sz="4" w:space="0" w:color="D5D1C8"/>
@@ -285,7 +285,7 @@
             </w:pPr>
             <w:r>
               <w:rPr>
-                <w:color w:val="6A6458"/>
+                <w:color w:val="38352F"/>
                 <w:sz w:val="17"/>
                 <w:szCs w:val="17"/>
               </w:rPr>
@@ -323,7 +323,7 @@
             </w:pPr>
             <w:r>
               <w:rPr>
-                <w:color w:val="6A6458"/>
+                <w:color w:val="38352F"/>
                 <w:sz w:val="17"/>
                 <w:szCs w:val="17"/>
               </w:rPr>
@@ -361,7 +361,7 @@
             </w:pPr>
             <w:r>
               <w:rPr>
-                <w:color w:val="6A6458"/>
+                <w:color w:val="38352F"/>
                 <w:sz w:val="17"/>
                 <w:szCs w:val="17"/>
               </w:rPr>
@@ -401,7 +401,7 @@
             </w:pPr>
             <w:r>
               <w:rPr>
-                <w:color w:val="6A6458"/>
+                <w:color w:val="38352F"/>
                 <w:sz w:val="17"/>
                 <w:szCs w:val="17"/>
               </w:rPr>
@@ -439,7 +439,7 @@
             </w:pPr>
             <w:r>
               <w:rPr>
-                <w:color w:val="6A6458"/>
+                <w:color w:val="38352F"/>
                 <w:sz w:val="17"/>
                 <w:szCs w:val="17"/>
               </w:rPr>
@@ -513,7 +513,7 @@
             </w:pPr>
             <w:r>
               <w:rPr>
-                <w:color w:val="6A6458"/>
+                <w:color w:val="38352F"/>
                 <w:sz w:val="17"/>
                 <w:szCs w:val="17"/>
               </w:rPr>
@@ -606,7 +606,7 @@
                           </a:avLst>
                         </a:prstGeom>
                         <a:solidFill>
-                          <a:srgbClr val="26231E"/>
+                          <a:srgbClr val="38352F"/>
                         </a:solidFill>
                         <a:ln w="12700" cap="flat" cmpd="sng" algn="ctr">
                           <a:noFill/>
@@ -658,7 +658,7 @@
           </mc:Choice>
           <mc:Fallback>
             <w:pict>
-              <v:roundrect w14:anchorId="3BCE1D3F" id="矩形: 圆角 3" o:spid="_x0000_s1026" alt="OH_InkBar" style="width:367.55pt;height:21.1pt;visibility:visible;mso-wrap-style:square;mso-left-percent:-10001;mso-top-percent:-10001;mso-position-horizontal:absolute;mso-position-horizontal-relative:char;mso-position-vertical:absolute;mso-position-vertical-relative:line;mso-left-percent:-10001;mso-top-percent:-10001;v-text-anchor:middle" arcsize="17082f" o:gfxdata="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" fillcolor="#26231e" stroked="f" strokecolor="#09101d [484]" strokeweight="1pt">
+              <v:roundrect w14:anchorId="3BCE1D3F" id="矩形: 圆角 3" o:spid="_x0000_s1026" alt="OH_InkBar" style="width:367.55pt;height:21.1pt;visibility:visible;mso-wrap-style:square;mso-left-percent:-10001;mso-top-percent:-10001;mso-position-horizontal:absolute;mso-position-horizontal-relative:char;mso-position-vertical:absolute;mso-position-vertical-relative:line;mso-left-percent:-10001;mso-top-percent:-10001;v-text-anchor:middle" arcsize="17082f" o:gfxdata="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" fillcolor="#38352F" stroked="f" strokecolor="#09101d [484]" strokeweight="1pt">
                 <v:stroke joinstyle="miter"/>
                 <w10:anchorlock/>
               </v:roundrect>
@@ -699,9 +699,9 @@
           <w:tcPr>
             <w:tcW w:w="1200" w:type="dxa"/>
             <w:tcBorders>
-              <w:top w:val="single" w:sz="18" w:space="0" w:color="26231E"/>
-              <w:left w:val="nil"/>
-              <w:bottom w:val="single" w:sz="4" w:space="0" w:color="26231E"/>
+              <w:top w:val="single" w:sz="18" w:space="0" w:color="38352F"/>
+              <w:left w:val="nil"/>
+              <w:bottom w:val="single" w:sz="4" w:space="0" w:color="38352F"/>
               <w:right w:val="nil"/>
             </w:tcBorders>
             <w:tcMar>
@@ -725,9 +725,9 @@
           <w:tcPr>
             <w:tcW w:w="1700" w:type="dxa"/>
             <w:tcBorders>
-              <w:top w:val="single" w:sz="18" w:space="0" w:color="26231E"/>
-              <w:left w:val="nil"/>
-              <w:bottom w:val="single" w:sz="4" w:space="0" w:color="26231E"/>
+              <w:top w:val="single" w:sz="18" w:space="0" w:color="38352F"/>
+              <w:left w:val="nil"/>
+              <w:bottom w:val="single" w:sz="4" w:space="0" w:color="38352F"/>
               <w:right w:val="nil"/>
             </w:tcBorders>
             <w:tcMar>
@@ -751,9 +751,9 @@
           <w:tcPr>
             <w:tcW w:w="1500" w:type="dxa"/>
             <w:tcBorders>
-              <w:top w:val="single" w:sz="18" w:space="0" w:color="26231E"/>
-              <w:left w:val="nil"/>
-              <w:bottom w:val="single" w:sz="4" w:space="0" w:color="26231E"/>
+              <w:top w:val="single" w:sz="18" w:space="0" w:color="38352F"/>
+              <w:left w:val="nil"/>
+              <w:bottom w:val="single" w:sz="4" w:space="0" w:color="38352F"/>
               <w:right w:val="nil"/>
             </w:tcBorders>
             <w:tcMar>
@@ -777,9 +777,9 @@
           <w:tcPr>
             <w:tcW w:w="4672" w:type="dxa"/>
             <w:tcBorders>
-              <w:top w:val="single" w:sz="18" w:space="0" w:color="26231E"/>
-              <w:left w:val="nil"/>
-              <w:bottom w:val="single" w:sz="4" w:space="0" w:color="26231E"/>
+              <w:top w:val="single" w:sz="18" w:space="0" w:color="38352F"/>
+              <w:left w:val="nil"/>
+              <w:bottom w:val="single" w:sz="4" w:space="0" w:color="38352F"/>
               <w:right w:val="nil"/>
             </w:tcBorders>
             <w:tcMar>
@@ -1014,7 +1014,7 @@
             </w:pPr>
             <w:r>
               <w:rPr>
-                <w:color w:val="6A6458"/>
+                <w:color w:val="38352F"/>
               </w:rPr>
               <w:t>〔补充对比与结论〕</w:t>
             </w:r>
@@ -1031,7 +1031,7 @@
             <w:tcBorders>
               <w:top w:val="nil"/>
               <w:left w:val="nil"/>
-              <w:bottom w:val="single" w:sz="4" w:space="0" w:color="26231E"/>
+              <w:bottom w:val="single" w:sz="4" w:space="0" w:color="38352F"/>
               <w:right w:val="nil"/>
             </w:tcBorders>
             <w:tcMar>
@@ -1056,7 +1056,7 @@
             <w:tcBorders>
               <w:top w:val="nil"/>
               <w:left w:val="nil"/>
-              <w:bottom w:val="single" w:sz="4" w:space="0" w:color="26231E"/>
+              <w:bottom w:val="single" w:sz="4" w:space="0" w:color="38352F"/>
               <w:right w:val="nil"/>
             </w:tcBorders>
             <w:tcMar>
@@ -1081,7 +1081,7 @@
             <w:tcBorders>
               <w:top w:val="nil"/>
               <w:left w:val="nil"/>
-              <w:bottom w:val="single" w:sz="4" w:space="0" w:color="26231E"/>
+              <w:bottom w:val="single" w:sz="4" w:space="0" w:color="38352F"/>
               <w:right w:val="nil"/>
             </w:tcBorders>
             <w:tcMar>
@@ -1106,7 +1106,7 @@
             <w:tcBorders>
               <w:top w:val="nil"/>
               <w:left w:val="nil"/>
-              <w:bottom w:val="single" w:sz="4" w:space="0" w:color="26231E"/>
+              <w:bottom w:val="single" w:sz="4" w:space="0" w:color="38352F"/>
               <w:right w:val="nil"/>
             </w:tcBorders>
             <w:tcMar>
@@ -1122,7 +1122,7 @@
             </w:pPr>
             <w:r>
               <w:rPr>
-                <w:color w:val="6A6458"/>
+                <w:color w:val="38352F"/>
               </w:rPr>
               <w:t>〔评审通过，定稿〕</w:t>
             </w:r>
@@ -1180,7 +1180,7 @@
                           </a:avLst>
                         </a:prstGeom>
                         <a:solidFill>
-                          <a:srgbClr val="26231E"/>
+                          <a:srgbClr val="38352F"/>
                         </a:solidFill>
                         <a:ln w="12700" cap="flat" cmpd="sng" algn="ctr">
                           <a:noFill/>
@@ -1232,7 +1232,7 @@
           </mc:Choice>
           <mc:Fallback>
             <w:pict>
-              <v:roundrect w14:anchorId="17CAD1E2" id="矩形: 圆角 4" o:spid="_x0000_s1026" alt="OH_InkBar" style="width:350.65pt;height:21.1pt;visibility:visible;mso-wrap-style:square;mso-left-percent:-10001;mso-top-percent:-10001;mso-position-horizontal:absolute;mso-position-horizontal-relative:char;mso-position-vertical:absolute;mso-position-vertical-relative:line;mso-left-percent:-10001;mso-top-percent:-10001;v-text-anchor:middle" arcsize="17082f" o:gfxdata="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" fillcolor="#26231e" stroked="f" strokecolor="#09101d [484]" strokeweight="1pt">
+              <v:roundrect w14:anchorId="17CAD1E2" id="矩形: 圆角 4" o:spid="_x0000_s1026" alt="OH_InkBar" style="width:350.65pt;height:21.1pt;visibility:visible;mso-wrap-style:square;mso-left-percent:-10001;mso-top-percent:-10001;mso-position-horizontal:absolute;mso-position-horizontal-relative:char;mso-position-vertical:absolute;mso-position-vertical-relative:line;mso-left-percent:-10001;mso-top-percent:-10001;v-text-anchor:middle" arcsize="17082f" o:gfxdata="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" fillcolor="#38352F" stroked="f" strokecolor="#09101d [484]" strokeweight="1pt">
                 <v:stroke joinstyle="miter"/>
                 <w10:anchorlock/>
               </v:roundrect>
@@ -1272,9 +1272,9 @@
           <w:tcPr>
             <w:tcW w:w="1600" w:type="dxa"/>
             <w:tcBorders>
-              <w:top w:val="single" w:sz="18" w:space="0" w:color="26231E"/>
-              <w:left w:val="nil"/>
-              <w:bottom w:val="single" w:sz="4" w:space="0" w:color="26231E"/>
+              <w:top w:val="single" w:sz="18" w:space="0" w:color="38352F"/>
+              <w:left w:val="nil"/>
+              <w:bottom w:val="single" w:sz="4" w:space="0" w:color="38352F"/>
               <w:right w:val="nil"/>
             </w:tcBorders>
             <w:tcMar>
@@ -1298,9 +1298,9 @@
           <w:tcPr>
             <w:tcW w:w="2400" w:type="dxa"/>
             <w:tcBorders>
-              <w:top w:val="single" w:sz="18" w:space="0" w:color="26231E"/>
-              <w:left w:val="nil"/>
-              <w:bottom w:val="single" w:sz="4" w:space="0" w:color="26231E"/>
+              <w:top w:val="single" w:sz="18" w:space="0" w:color="38352F"/>
+              <w:left w:val="nil"/>
+              <w:bottom w:val="single" w:sz="4" w:space="0" w:color="38352F"/>
               <w:right w:val="nil"/>
             </w:tcBorders>
             <w:tcMar>
@@ -1324,9 +1324,9 @@
           <w:tcPr>
             <w:tcW w:w="5072" w:type="dxa"/>
             <w:tcBorders>
-              <w:top w:val="single" w:sz="18" w:space="0" w:color="26231E"/>
-              <w:left w:val="nil"/>
-              <w:bottom w:val="single" w:sz="4" w:space="0" w:color="26231E"/>
+              <w:top w:val="single" w:sz="18" w:space="0" w:color="38352F"/>
+              <w:left w:val="nil"/>
+              <w:bottom w:val="single" w:sz="4" w:space="0" w:color="38352F"/>
               <w:right w:val="nil"/>
             </w:tcBorders>
             <w:tcMar>
@@ -1400,7 +1400,7 @@
             </w:pPr>
             <w:r>
               <w:rPr>
-                <w:color w:val="6A6458"/>
+                <w:color w:val="38352F"/>
               </w:rPr>
               <w:t>〔姓名〕</w:t>
             </w:r>
@@ -1486,7 +1486,7 @@
             </w:pPr>
             <w:r>
               <w:rPr>
-                <w:color w:val="6A6458"/>
+                <w:color w:val="38352F"/>
               </w:rPr>
               <w:t>〔姓名〕</w:t>
             </w:r>
@@ -1529,7 +1529,7 @@
             <w:tcBorders>
               <w:top w:val="nil"/>
               <w:left w:val="nil"/>
-              <w:bottom w:val="single" w:sz="4" w:space="0" w:color="26231E"/>
+              <w:bottom w:val="single" w:sz="4" w:space="0" w:color="38352F"/>
               <w:right w:val="nil"/>
             </w:tcBorders>
             <w:tcMar>
@@ -1554,7 +1554,7 @@
             <w:tcBorders>
               <w:top w:val="nil"/>
               <w:left w:val="nil"/>
-              <w:bottom w:val="single" w:sz="4" w:space="0" w:color="26231E"/>
+              <w:bottom w:val="single" w:sz="4" w:space="0" w:color="38352F"/>
               <w:right w:val="nil"/>
             </w:tcBorders>
             <w:tcMar>
@@ -1570,19 +1570,19 @@
             </w:pPr>
             <w:r>
               <w:rPr>
-                <w:color w:val="6A6458"/>
+                <w:color w:val="38352F"/>
               </w:rPr>
               <w:t>〔姓名</w:t>
             </w:r>
             <w:r>
               <w:rPr>
-                <w:color w:val="6A6458"/>
+                <w:color w:val="38352F"/>
               </w:rPr>
               <w:t xml:space="preserve"> / </w:t>
             </w:r>
             <w:r>
               <w:rPr>
-                <w:color w:val="6A6458"/>
+                <w:color w:val="38352F"/>
               </w:rPr>
               <w:t>团队〕</w:t>
             </w:r>
@@ -1594,7 +1594,7 @@
             <w:tcBorders>
               <w:top w:val="nil"/>
               <w:left w:val="nil"/>
-              <w:bottom w:val="single" w:sz="4" w:space="0" w:color="26231E"/>
+              <w:bottom w:val="single" w:sz="4" w:space="0" w:color="38352F"/>
               <w:right w:val="nil"/>
             </w:tcBorders>
             <w:tcMar>
@@ -1666,7 +1666,7 @@
                           </a:avLst>
                         </a:prstGeom>
                         <a:solidFill>
-                          <a:srgbClr val="26231E"/>
+                          <a:srgbClr val="38352F"/>
                         </a:solidFill>
                         <a:ln w="12700" cap="flat" cmpd="sng" algn="ctr">
                           <a:noFill/>
@@ -1718,7 +1718,7 @@
           </mc:Choice>
           <mc:Fallback>
             <w:pict>
-              <v:roundrect w14:anchorId="520ACA3B" id="矩形: 圆角 5" o:spid="_x0000_s1026" alt="OH_InkBar" style="width:402pt;height:21.1pt;visibility:visible;mso-wrap-style:square;mso-left-percent:-10001;mso-top-percent:-10001;mso-position-horizontal:absolute;mso-position-horizontal-relative:char;mso-position-vertical:absolute;mso-position-vertical-relative:line;mso-left-percent:-10001;mso-top-percent:-10001;v-text-anchor:middle" arcsize="17082f" o:gfxdata="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" fillcolor="#26231e" stroked="f" strokecolor="#09101d [484]" strokeweight="1pt">
+              <v:roundrect w14:anchorId="520ACA3B" id="矩形: 圆角 5" o:spid="_x0000_s1026" alt="OH_InkBar" style="width:402pt;height:21.1pt;visibility:visible;mso-wrap-style:square;mso-left-percent:-10001;mso-top-percent:-10001;mso-position-horizontal:absolute;mso-position-horizontal-relative:char;mso-position-vertical:absolute;mso-position-vertical-relative:line;mso-left-percent:-10001;mso-top-percent:-10001;v-text-anchor:middle" arcsize="17082f" o:gfxdata="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" fillcolor="#38352F" stroked="f" strokecolor="#09101d [484]" strokeweight="1pt">
                 <v:stroke joinstyle="miter"/>
                 <w10:anchorlock/>
               </v:roundrect>
@@ -4244,7 +4244,7 @@
                           </a:avLst>
                         </a:prstGeom>
                         <a:solidFill>
-                          <a:srgbClr val="26231E"/>
+                          <a:srgbClr val="38352F"/>
                         </a:solidFill>
                         <a:ln w="12700" cap="flat" cmpd="sng" algn="ctr">
                           <a:noFill/>
@@ -4296,7 +4296,7 @@
           </mc:Choice>
           <mc:Fallback>
             <w:pict>
-              <v:roundrect w14:anchorId="530B06A4" id="矩形: 圆角 6" o:spid="_x0000_s1026" alt="OH_InkBar" style="width:402pt;height:21.1pt;visibility:visible;mso-wrap-style:square;mso-left-percent:-10001;mso-top-percent:-10001;mso-position-horizontal:absolute;mso-position-horizontal-relative:char;mso-position-vertical:absolute;mso-position-vertical-relative:line;mso-left-percent:-10001;mso-top-percent:-10001;v-text-anchor:middle" arcsize="17082f" o:gfxdata="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" fillcolor="#26231e" stroked="f" strokecolor="#09101d [484]" strokeweight="1pt">
+              <v:roundrect w14:anchorId="530B06A4" id="矩形: 圆角 6" o:spid="_x0000_s1026" alt="OH_InkBar" style="width:402pt;height:21.1pt;visibility:visible;mso-wrap-style:square;mso-left-percent:-10001;mso-top-percent:-10001;mso-position-horizontal:absolute;mso-position-horizontal-relative:char;mso-position-vertical:absolute;mso-position-vertical-relative:line;mso-left-percent:-10001;mso-top-percent:-10001;v-text-anchor:middle" arcsize="17082f" o:gfxdata="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" fillcolor="#38352F" stroked="f" strokecolor="#09101d [484]" strokeweight="1pt">
                 <v:stroke joinstyle="miter"/>
                 <w10:anchorlock/>
               </v:roundrect>
@@ -4349,9 +4349,9 @@
           <w:tcPr>
             <w:tcW w:w="800" w:type="dxa"/>
             <w:tcBorders>
-              <w:top w:val="single" w:sz="18" w:space="0" w:color="26231E"/>
-              <w:left w:val="nil"/>
-              <w:bottom w:val="single" w:sz="4" w:space="0" w:color="26231E"/>
+              <w:top w:val="single" w:sz="18" w:space="0" w:color="38352F"/>
+              <w:left w:val="nil"/>
+              <w:bottom w:val="single" w:sz="4" w:space="0" w:color="38352F"/>
               <w:right w:val="nil"/>
             </w:tcBorders>
             <w:tcMar>
@@ -4372,9 +4372,9 @@
           <w:tcPr>
             <w:tcW w:w="8272" w:type="dxa"/>
             <w:tcBorders>
-              <w:top w:val="single" w:sz="18" w:space="0" w:color="26231E"/>
-              <w:left w:val="nil"/>
-              <w:bottom w:val="single" w:sz="4" w:space="0" w:color="26231E"/>
+              <w:top w:val="single" w:sz="18" w:space="0" w:color="38352F"/>
+              <w:left w:val="nil"/>
+              <w:bottom w:val="single" w:sz="4" w:space="0" w:color="38352F"/>
               <w:right w:val="nil"/>
             </w:tcBorders>
             <w:tcMar>
@@ -4527,7 +4527,7 @@
             <w:tcBorders>
               <w:top w:val="nil"/>
               <w:left w:val="nil"/>
-              <w:bottom w:val="single" w:sz="4" w:space="0" w:color="26231E"/>
+              <w:bottom w:val="single" w:sz="4" w:space="0" w:color="38352F"/>
               <w:right w:val="nil"/>
             </w:tcBorders>
             <w:tcMar>
@@ -4557,7 +4557,7 @@
             <w:tcBorders>
               <w:top w:val="nil"/>
               <w:left w:val="nil"/>
-              <w:bottom w:val="single" w:sz="4" w:space="0" w:color="26231E"/>
+              <w:bottom w:val="single" w:sz="4" w:space="0" w:color="38352F"/>
               <w:right w:val="nil"/>
             </w:tcBorders>
             <w:tcMar>
@@ -4615,9 +4615,9 @@
           <w:tcPr>
             <w:tcW w:w="4872" w:type="dxa"/>
             <w:tcBorders>
-              <w:top w:val="single" w:sz="18" w:space="0" w:color="26231E"/>
-              <w:left w:val="nil"/>
-              <w:bottom w:val="single" w:sz="4" w:space="0" w:color="26231E"/>
+              <w:top w:val="single" w:sz="18" w:space="0" w:color="38352F"/>
+              <w:left w:val="nil"/>
+              <w:bottom w:val="single" w:sz="4" w:space="0" w:color="38352F"/>
               <w:right w:val="nil"/>
             </w:tcBorders>
             <w:tcMar>
@@ -4641,9 +4641,9 @@
           <w:tcPr>
             <w:tcW w:w="1200" w:type="dxa"/>
             <w:tcBorders>
-              <w:top w:val="single" w:sz="18" w:space="0" w:color="26231E"/>
-              <w:left w:val="nil"/>
-              <w:bottom w:val="single" w:sz="4" w:space="0" w:color="26231E"/>
+              <w:top w:val="single" w:sz="18" w:space="0" w:color="38352F"/>
+              <w:left w:val="nil"/>
+              <w:bottom w:val="single" w:sz="4" w:space="0" w:color="38352F"/>
               <w:right w:val="nil"/>
             </w:tcBorders>
             <w:tcMar>
@@ -4667,9 +4667,9 @@
           <w:tcPr>
             <w:tcW w:w="1500" w:type="dxa"/>
             <w:tcBorders>
-              <w:top w:val="single" w:sz="18" w:space="0" w:color="26231E"/>
-              <w:left w:val="nil"/>
-              <w:bottom w:val="single" w:sz="4" w:space="0" w:color="26231E"/>
+              <w:top w:val="single" w:sz="18" w:space="0" w:color="38352F"/>
+              <w:left w:val="nil"/>
+              <w:bottom w:val="single" w:sz="4" w:space="0" w:color="38352F"/>
               <w:right w:val="nil"/>
             </w:tcBorders>
             <w:tcMar>
@@ -4693,9 +4693,9 @@
           <w:tcPr>
             <w:tcW w:w="1500" w:type="dxa"/>
             <w:tcBorders>
-              <w:top w:val="single" w:sz="18" w:space="0" w:color="26231E"/>
-              <w:left w:val="nil"/>
-              <w:bottom w:val="single" w:sz="4" w:space="0" w:color="26231E"/>
+              <w:top w:val="single" w:sz="18" w:space="0" w:color="38352F"/>
+              <w:left w:val="nil"/>
+              <w:bottom w:val="single" w:sz="4" w:space="0" w:color="38352F"/>
               <w:right w:val="nil"/>
             </w:tcBorders>
             <w:tcMar>
@@ -4743,7 +4743,7 @@
             </w:pPr>
             <w:r>
               <w:rPr>
-                <w:color w:val="6A6458"/>
+                <w:color w:val="38352F"/>
               </w:rPr>
               <w:t>〔建议一：做什么〕</w:t>
             </w:r>
@@ -4798,7 +4798,7 @@
             </w:pPr>
             <w:r>
               <w:rPr>
-                <w:color w:val="6A6458"/>
+                <w:color w:val="38352F"/>
               </w:rPr>
               <w:t>〔姓名〕</w:t>
             </w:r>
@@ -4841,7 +4841,7 @@
             <w:tcBorders>
               <w:top w:val="nil"/>
               <w:left w:val="nil"/>
-              <w:bottom w:val="single" w:sz="4" w:space="0" w:color="26231E"/>
+              <w:bottom w:val="single" w:sz="4" w:space="0" w:color="38352F"/>
               <w:right w:val="nil"/>
             </w:tcBorders>
             <w:tcMar>
@@ -4857,7 +4857,7 @@
             </w:pPr>
             <w:r>
               <w:rPr>
-                <w:color w:val="6A6458"/>
+                <w:color w:val="38352F"/>
               </w:rPr>
               <w:t>〔建议二：做什么〕</w:t>
             </w:r>
@@ -4869,7 +4869,7 @@
             <w:tcBorders>
               <w:top w:val="nil"/>
               <w:left w:val="nil"/>
-              <w:bottom w:val="single" w:sz="4" w:space="0" w:color="26231E"/>
+              <w:bottom w:val="single" w:sz="4" w:space="0" w:color="38352F"/>
               <w:right w:val="nil"/>
             </w:tcBorders>
             <w:tcMar>
@@ -4894,7 +4894,7 @@
             <w:tcBorders>
               <w:top w:val="nil"/>
               <w:left w:val="nil"/>
-              <w:bottom w:val="single" w:sz="4" w:space="0" w:color="26231E"/>
+              <w:bottom w:val="single" w:sz="4" w:space="0" w:color="38352F"/>
               <w:right w:val="nil"/>
             </w:tcBorders>
             <w:tcMar>
@@ -4910,7 +4910,7 @@
             </w:pPr>
             <w:r>
               <w:rPr>
-                <w:color w:val="6A6458"/>
+                <w:color w:val="38352F"/>
               </w:rPr>
               <w:t>〔姓名〕</w:t>
             </w:r>
@@ -4922,7 +4922,7 @@
             <w:tcBorders>
               <w:top w:val="nil"/>
               <w:left w:val="nil"/>
-              <w:bottom w:val="single" w:sz="4" w:space="0" w:color="26231E"/>
+              <w:bottom w:val="single" w:sz="4" w:space="0" w:color="38352F"/>
               <w:right w:val="nil"/>
             </w:tcBorders>
             <w:tcMar>
@@ -4993,7 +4993,7 @@
                           </a:avLst>
                         </a:prstGeom>
                         <a:solidFill>
-                          <a:srgbClr val="26231E"/>
+                          <a:srgbClr val="38352F"/>
                         </a:solidFill>
                         <a:ln w="12700" cap="flat" cmpd="sng" algn="ctr">
                           <a:noFill/>
@@ -5045,7 +5045,7 @@
           </mc:Choice>
           <mc:Fallback>
             <w:pict>
-              <v:roundrect w14:anchorId="7C8F3A98" id="矩形: 圆角 7" o:spid="_x0000_s1026" alt="OH_InkBar" style="width:271.75pt;height:21.1pt;visibility:visible;mso-wrap-style:square;mso-left-percent:-10001;mso-top-percent:-10001;mso-position-horizontal:absolute;mso-position-horizontal-relative:char;mso-position-vertical:absolute;mso-position-vertical-relative:line;mso-left-percent:-10001;mso-top-percent:-10001;v-text-anchor:middle" arcsize="17082f" o:gfxdata="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" fillcolor="#26231e" stroked="f" strokecolor="#09101d [484]" strokeweight="1pt">
+              <v:roundrect w14:anchorId="7C8F3A98" id="矩形: 圆角 7" o:spid="_x0000_s1026" alt="OH_InkBar" style="width:271.75pt;height:21.1pt;visibility:visible;mso-wrap-style:square;mso-left-percent:-10001;mso-top-percent:-10001;mso-position-horizontal:absolute;mso-position-horizontal-relative:char;mso-position-vertical:absolute;mso-position-vertical-relative:line;mso-left-percent:-10001;mso-top-percent:-10001;v-text-anchor:middle" arcsize="17082f" o:gfxdata="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" fillcolor="#38352F" stroked="f" strokecolor="#09101d [484]" strokeweight="1pt">
                 <v:stroke joinstyle="miter"/>
                 <w10:anchorlock/>
               </v:roundrect>
@@ -5223,7 +5223,7 @@
                           </a:avLst>
                         </a:prstGeom>
                         <a:solidFill>
-                          <a:srgbClr val="26231E"/>
+                          <a:srgbClr val="38352F"/>
                         </a:solidFill>
                         <a:ln w="12700" cap="flat" cmpd="sng" algn="ctr">
                           <a:noFill/>
@@ -5275,7 +5275,7 @@
           </mc:Choice>
           <mc:Fallback>
             <w:pict>
-              <v:roundrect w14:anchorId="0232D570" id="矩形: 圆角 8" o:spid="_x0000_s1026" alt="OH_InkBar" style="width:271.75pt;height:21.1pt;visibility:visible;mso-wrap-style:square;mso-left-percent:-10001;mso-top-percent:-10001;mso-position-horizontal:absolute;mso-position-horizontal-relative:char;mso-position-vertical:absolute;mso-position-vertical-relative:line;mso-left-percent:-10001;mso-top-percent:-10001;v-text-anchor:middle" arcsize="17082f" o:gfxdata="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" fillcolor="#26231e" stroked="f" strokecolor="#09101d [484]" strokeweight="1pt">
+              <v:roundrect w14:anchorId="0232D570" id="矩形: 圆角 8" o:spid="_x0000_s1026" alt="OH_InkBar" style="width:271.75pt;height:21.1pt;visibility:visible;mso-wrap-style:square;mso-left-percent:-10001;mso-top-percent:-10001;mso-position-horizontal:absolute;mso-position-horizontal-relative:char;mso-position-vertical:absolute;mso-position-vertical-relative:line;mso-left-percent:-10001;mso-top-percent:-10001;v-text-anchor:middle" arcsize="17082f" o:gfxdata="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" fillcolor="#38352F" stroked="f" strokecolor="#09101d [484]" strokeweight="1pt">
                 <v:stroke joinstyle="miter"/>
                 <w10:anchorlock/>
               </v:roundrect>
@@ -5325,9 +5325,9 @@
           <w:tcPr>
             <w:tcW w:w="1200" w:type="dxa"/>
             <w:tcBorders>
-              <w:top w:val="single" w:sz="18" w:space="0" w:color="26231E"/>
-              <w:left w:val="nil"/>
-              <w:bottom w:val="single" w:sz="4" w:space="0" w:color="26231E"/>
+              <w:top w:val="single" w:sz="18" w:space="0" w:color="38352F"/>
+              <w:left w:val="nil"/>
+              <w:bottom w:val="single" w:sz="4" w:space="0" w:color="38352F"/>
               <w:right w:val="nil"/>
             </w:tcBorders>
             <w:tcMar>
@@ -5348,9 +5348,9 @@
           <w:tcPr>
             <w:tcW w:w="4336" w:type="dxa"/>
             <w:tcBorders>
-              <w:top w:val="single" w:sz="18" w:space="0" w:color="26231E"/>
-              <w:left w:val="nil"/>
-              <w:bottom w:val="single" w:sz="4" w:space="0" w:color="26231E"/>
+              <w:top w:val="single" w:sz="18" w:space="0" w:color="38352F"/>
+              <w:left w:val="nil"/>
+              <w:bottom w:val="single" w:sz="4" w:space="0" w:color="38352F"/>
               <w:right w:val="nil"/>
             </w:tcBorders>
             <w:tcMar>
@@ -5374,9 +5374,9 @@
           <w:tcPr>
             <w:tcW w:w="3536" w:type="dxa"/>
             <w:tcBorders>
-              <w:top w:val="single" w:sz="18" w:space="0" w:color="26231E"/>
-              <w:left w:val="nil"/>
-              <w:bottom w:val="single" w:sz="4" w:space="0" w:color="26231E"/>
+              <w:top w:val="single" w:sz="18" w:space="0" w:color="38352F"/>
+              <w:left w:val="nil"/>
+              <w:bottom w:val="single" w:sz="4" w:space="0" w:color="38352F"/>
               <w:right w:val="nil"/>
             </w:tcBorders>
             <w:tcMar>
@@ -5453,7 +5453,7 @@
             </w:pPr>
             <w:r>
               <w:rPr>
-                <w:color w:val="6A6458"/>
+                <w:color w:val="38352F"/>
               </w:rPr>
               <w:t>〔纳入调研的对象、场景、时间段〕</w:t>
             </w:r>
@@ -5482,7 +5482,7 @@
             </w:pPr>
             <w:r>
               <w:rPr>
-                <w:color w:val="6A6458"/>
+                <w:color w:val="38352F"/>
               </w:rPr>
               <w:t>〔为什么纳入〕</w:t>
             </w:r>
@@ -5499,7 +5499,7 @@
             <w:tcBorders>
               <w:top w:val="nil"/>
               <w:left w:val="nil"/>
-              <w:bottom w:val="single" w:sz="4" w:space="0" w:color="26231E"/>
+              <w:bottom w:val="single" w:sz="4" w:space="0" w:color="38352F"/>
               <w:right w:val="nil"/>
             </w:tcBorders>
             <w:tcMar>
@@ -5528,7 +5528,7 @@
             <w:tcBorders>
               <w:top w:val="nil"/>
               <w:left w:val="nil"/>
-              <w:bottom w:val="single" w:sz="4" w:space="0" w:color="26231E"/>
+              <w:bottom w:val="single" w:sz="4" w:space="0" w:color="38352F"/>
               <w:right w:val="nil"/>
             </w:tcBorders>
             <w:tcMar>
@@ -5544,7 +5544,7 @@
             </w:pPr>
             <w:r>
               <w:rPr>
-                <w:color w:val="6A6458"/>
+                <w:color w:val="38352F"/>
               </w:rPr>
               <w:t>〔明确不调研的内容〕</w:t>
             </w:r>
@@ -5556,7 +5556,7 @@
             <w:tcBorders>
               <w:top w:val="nil"/>
               <w:left w:val="nil"/>
-              <w:bottom w:val="single" w:sz="4" w:space="0" w:color="26231E"/>
+              <w:bottom w:val="single" w:sz="4" w:space="0" w:color="38352F"/>
               <w:right w:val="nil"/>
             </w:tcBorders>
             <w:tcMar>
@@ -5572,7 +5572,7 @@
             </w:pPr>
             <w:r>
               <w:rPr>
-                <w:color w:val="6A6458"/>
+                <w:color w:val="38352F"/>
               </w:rPr>
               <w:t>〔为什么排除〕</w:t>
             </w:r>
@@ -5622,9 +5622,9 @@
           <w:tcPr>
             <w:tcW w:w="2200" w:type="dxa"/>
             <w:tcBorders>
-              <w:top w:val="single" w:sz="18" w:space="0" w:color="26231E"/>
-              <w:left w:val="nil"/>
-              <w:bottom w:val="single" w:sz="4" w:space="0" w:color="26231E"/>
+              <w:top w:val="single" w:sz="18" w:space="0" w:color="38352F"/>
+              <w:left w:val="nil"/>
+              <w:bottom w:val="single" w:sz="4" w:space="0" w:color="38352F"/>
               <w:right w:val="nil"/>
             </w:tcBorders>
             <w:tcMar>
@@ -5648,9 +5648,9 @@
           <w:tcPr>
             <w:tcW w:w="3472" w:type="dxa"/>
             <w:tcBorders>
-              <w:top w:val="single" w:sz="18" w:space="0" w:color="26231E"/>
-              <w:left w:val="nil"/>
-              <w:bottom w:val="single" w:sz="4" w:space="0" w:color="26231E"/>
+              <w:top w:val="single" w:sz="18" w:space="0" w:color="38352F"/>
+              <w:left w:val="nil"/>
+              <w:bottom w:val="single" w:sz="4" w:space="0" w:color="38352F"/>
               <w:right w:val="nil"/>
             </w:tcBorders>
             <w:tcMar>
@@ -5680,9 +5680,9 @@
           <w:tcPr>
             <w:tcW w:w="1600" w:type="dxa"/>
             <w:tcBorders>
-              <w:top w:val="single" w:sz="18" w:space="0" w:color="26231E"/>
-              <w:left w:val="nil"/>
-              <w:bottom w:val="single" w:sz="4" w:space="0" w:color="26231E"/>
+              <w:top w:val="single" w:sz="18" w:space="0" w:color="38352F"/>
+              <w:left w:val="nil"/>
+              <w:bottom w:val="single" w:sz="4" w:space="0" w:color="38352F"/>
               <w:right w:val="nil"/>
             </w:tcBorders>
             <w:tcMar>
@@ -5706,9 +5706,9 @@
           <w:tcPr>
             <w:tcW w:w="1800" w:type="dxa"/>
             <w:tcBorders>
-              <w:top w:val="single" w:sz="18" w:space="0" w:color="26231E"/>
-              <w:left w:val="nil"/>
-              <w:bottom w:val="single" w:sz="4" w:space="0" w:color="26231E"/>
+              <w:top w:val="single" w:sz="18" w:space="0" w:color="38352F"/>
+              <w:left w:val="nil"/>
+              <w:bottom w:val="single" w:sz="4" w:space="0" w:color="38352F"/>
               <w:right w:val="nil"/>
             </w:tcBorders>
             <w:tcMar>
@@ -5782,7 +5782,7 @@
             </w:pPr>
             <w:r>
               <w:rPr>
-                <w:color w:val="6A6458"/>
+                <w:color w:val="38352F"/>
               </w:rPr>
               <w:t>〔论文、标准、官方文档〕</w:t>
             </w:r>
@@ -5811,19 +5811,19 @@
             </w:pPr>
             <w:r>
               <w:rPr>
-                <w:color w:val="6A6458"/>
+                <w:color w:val="38352F"/>
               </w:rPr>
               <w:t>〔</w:t>
             </w:r>
             <w:r>
               <w:rPr>
-                <w:color w:val="6A6458"/>
+                <w:color w:val="38352F"/>
               </w:rPr>
               <w:t xml:space="preserve">n </w:t>
             </w:r>
             <w:r>
               <w:rPr>
-                <w:color w:val="6A6458"/>
+                <w:color w:val="38352F"/>
               </w:rPr>
               <w:t>篇〕</w:t>
             </w:r>
@@ -5915,7 +5915,7 @@
             </w:pPr>
             <w:r>
               <w:rPr>
-                <w:color w:val="6A6458"/>
+                <w:color w:val="38352F"/>
               </w:rPr>
               <w:t>〔对象群体〕</w:t>
             </w:r>
@@ -5944,19 +5944,19 @@
             </w:pPr>
             <w:r>
               <w:rPr>
-                <w:color w:val="6A6458"/>
+                <w:color w:val="38352F"/>
               </w:rPr>
               <w:t>〔</w:t>
             </w:r>
             <w:r>
               <w:rPr>
-                <w:color w:val="6A6458"/>
+                <w:color w:val="38352F"/>
               </w:rPr>
               <w:t xml:space="preserve">n </w:t>
             </w:r>
             <w:r>
               <w:rPr>
-                <w:color w:val="6A6458"/>
+                <w:color w:val="38352F"/>
               </w:rPr>
               <w:t>人〕</w:t>
             </w:r>
@@ -5999,7 +5999,7 @@
             <w:tcBorders>
               <w:top w:val="nil"/>
               <w:left w:val="nil"/>
-              <w:bottom w:val="single" w:sz="4" w:space="0" w:color="26231E"/>
+              <w:bottom w:val="single" w:sz="4" w:space="0" w:color="38352F"/>
               <w:right w:val="nil"/>
             </w:tcBorders>
             <w:tcMar>
@@ -6030,7 +6030,7 @@
             <w:tcBorders>
               <w:top w:val="nil"/>
               <w:left w:val="nil"/>
-              <w:bottom w:val="single" w:sz="4" w:space="0" w:color="26231E"/>
+              <w:bottom w:val="single" w:sz="4" w:space="0" w:color="38352F"/>
               <w:right w:val="nil"/>
             </w:tcBorders>
             <w:tcMar>
@@ -6046,7 +6046,7 @@
             </w:pPr>
             <w:r>
               <w:rPr>
-                <w:color w:val="6A6458"/>
+                <w:color w:val="38352F"/>
               </w:rPr>
               <w:t>〔环境与配置〕</w:t>
             </w:r>
@@ -6058,7 +6058,7 @@
             <w:tcBorders>
               <w:top w:val="nil"/>
               <w:left w:val="nil"/>
-              <w:bottom w:val="single" w:sz="4" w:space="0" w:color="26231E"/>
+              <w:bottom w:val="single" w:sz="4" w:space="0" w:color="38352F"/>
               <w:right w:val="nil"/>
             </w:tcBorders>
             <w:tcMar>
@@ -6074,19 +6074,19 @@
             </w:pPr>
             <w:r>
               <w:rPr>
-                <w:color w:val="6A6458"/>
+                <w:color w:val="38352F"/>
               </w:rPr>
               <w:t>〔</w:t>
             </w:r>
             <w:r>
               <w:rPr>
-                <w:color w:val="6A6458"/>
+                <w:color w:val="38352F"/>
               </w:rPr>
               <w:t xml:space="preserve">n </w:t>
             </w:r>
             <w:r>
               <w:rPr>
-                <w:color w:val="6A6458"/>
+                <w:color w:val="38352F"/>
               </w:rPr>
               <w:t>组〕</w:t>
             </w:r>
@@ -6098,7 +6098,7 @@
             <w:tcBorders>
               <w:top w:val="nil"/>
               <w:left w:val="nil"/>
-              <w:bottom w:val="single" w:sz="4" w:space="0" w:color="26231E"/>
+              <w:bottom w:val="single" w:sz="4" w:space="0" w:color="38352F"/>
               <w:right w:val="nil"/>
             </w:tcBorders>
             <w:tcMar>
@@ -6288,7 +6288,7 @@
                           </a:avLst>
                         </a:prstGeom>
                         <a:solidFill>
-                          <a:srgbClr val="26231E"/>
+                          <a:srgbClr val="38352F"/>
                         </a:solidFill>
                         <a:ln w="12700" cap="flat" cmpd="sng" algn="ctr">
                           <a:noFill/>
@@ -6340,7 +6340,7 @@
           </mc:Choice>
           <mc:Fallback>
             <w:pict>
-              <v:roundrect w14:anchorId="4DB26E7E" id="矩形: 圆角 9" o:spid="_x0000_s1026" alt="OH_InkBar" style="width:305.55pt;height:21.1pt;visibility:visible;mso-wrap-style:square;mso-left-percent:-10001;mso-top-percent:-10001;mso-position-horizontal:absolute;mso-position-horizontal-relative:char;mso-position-vertical:absolute;mso-position-vertical-relative:line;mso-left-percent:-10001;mso-top-percent:-10001;v-text-anchor:middle" arcsize="17082f" o:gfxdata="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" fillcolor="#26231e" stroked="f" strokecolor="#09101d [484]" strokeweight="1pt">
+              <v:roundrect w14:anchorId="4DB26E7E" id="矩形: 圆角 9" o:spid="_x0000_s1026" alt="OH_InkBar" style="width:305.55pt;height:21.1pt;visibility:visible;mso-wrap-style:square;mso-left-percent:-10001;mso-top-percent:-10001;mso-position-horizontal:absolute;mso-position-horizontal-relative:char;mso-position-vertical:absolute;mso-position-vertical-relative:line;mso-left-percent:-10001;mso-top-percent:-10001;v-text-anchor:middle" arcsize="17082f" o:gfxdata="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" fillcolor="#38352F" stroked="f" strokecolor="#09101d [484]" strokeweight="1pt">
                 <v:stroke joinstyle="miter"/>
                 <w10:anchorlock/>
               </v:roundrect>
@@ -6478,13 +6478,13 @@
                                     <w:jc w:val="center"/>
                                     <w:rPr>
                                       <w:rFonts w:ascii="微软雅黑" w:hAnsi="微软雅黑" w:hint="eastAsia"/>
-                                      <w:color w:val="6A6458"/>
+                                      <w:color w:val="38352F"/>
                                     </w:rPr>
                                   </w:pPr>
                                   <w:r>
                                     <w:rPr>
                                       <w:rFonts w:ascii="微软雅黑" w:hAnsi="微软雅黑" w:hint="eastAsia"/>
-                                      <w:color w:val="6A6458"/>
+                                      <w:color w:val="38352F"/>
                                     </w:rPr>
                                     <w:t>图片占位　建议宽度 16 cm</w:t>
                                   </w:r>
@@ -6515,13 +6515,13 @@
                               <w:jc w:val="center"/>
                               <w:rPr>
                                 <w:rFonts w:ascii="微软雅黑" w:hAnsi="微软雅黑" w:hint="eastAsia"/>
-                                <w:color w:val="6A6458"/>
+                                <w:color w:val="38352F"/>
                               </w:rPr>
                             </w:pPr>
                             <w:r>
                               <w:rPr>
                                 <w:rFonts w:ascii="微软雅黑" w:hAnsi="微软雅黑" w:hint="eastAsia"/>
-                                <w:color w:val="6A6458"/>
+                                <w:color w:val="38352F"/>
                               </w:rPr>
                               <w:t>图片占位　建议宽度 16 cm</w:t>
                             </w:r>
@@ -6594,9 +6594,9 @@
           <w:tcPr>
             <w:tcW w:w="800" w:type="dxa"/>
             <w:tcBorders>
-              <w:top w:val="single" w:sz="18" w:space="0" w:color="26231E"/>
-              <w:left w:val="nil"/>
-              <w:bottom w:val="single" w:sz="4" w:space="0" w:color="26231E"/>
+              <w:top w:val="single" w:sz="18" w:space="0" w:color="38352F"/>
+              <w:left w:val="nil"/>
+              <w:bottom w:val="single" w:sz="4" w:space="0" w:color="38352F"/>
               <w:right w:val="nil"/>
             </w:tcBorders>
             <w:tcMar>
@@ -6620,9 +6620,9 @@
           <w:tcPr>
             <w:tcW w:w="3672" w:type="dxa"/>
             <w:tcBorders>
-              <w:top w:val="single" w:sz="18" w:space="0" w:color="26231E"/>
-              <w:left w:val="nil"/>
-              <w:bottom w:val="single" w:sz="4" w:space="0" w:color="26231E"/>
+              <w:top w:val="single" w:sz="18" w:space="0" w:color="38352F"/>
+              <w:left w:val="nil"/>
+              <w:bottom w:val="single" w:sz="4" w:space="0" w:color="38352F"/>
               <w:right w:val="nil"/>
             </w:tcBorders>
             <w:tcMar>
@@ -6646,9 +6646,9 @@
           <w:tcPr>
             <w:tcW w:w="2300" w:type="dxa"/>
             <w:tcBorders>
-              <w:top w:val="single" w:sz="18" w:space="0" w:color="26231E"/>
-              <w:left w:val="nil"/>
-              <w:bottom w:val="single" w:sz="4" w:space="0" w:color="26231E"/>
+              <w:top w:val="single" w:sz="18" w:space="0" w:color="38352F"/>
+              <w:left w:val="nil"/>
+              <w:bottom w:val="single" w:sz="4" w:space="0" w:color="38352F"/>
               <w:right w:val="nil"/>
             </w:tcBorders>
             <w:tcMar>
@@ -6672,9 +6672,9 @@
           <w:tcPr>
             <w:tcW w:w="2300" w:type="dxa"/>
             <w:tcBorders>
-              <w:top w:val="single" w:sz="18" w:space="0" w:color="26231E"/>
-              <w:left w:val="nil"/>
-              <w:bottom w:val="single" w:sz="4" w:space="0" w:color="26231E"/>
+              <w:top w:val="single" w:sz="18" w:space="0" w:color="38352F"/>
+              <w:left w:val="nil"/>
+              <w:bottom w:val="single" w:sz="4" w:space="0" w:color="38352F"/>
               <w:right w:val="nil"/>
             </w:tcBorders>
             <w:tcMar>
@@ -6781,7 +6781,7 @@
             </w:pPr>
             <w:r>
               <w:rPr>
-                <w:color w:val="6A6458"/>
+                <w:color w:val="38352F"/>
               </w:rPr>
               <w:t>〔数据、引用或实测结果〕</w:t>
             </w:r>
@@ -6810,7 +6810,7 @@
             </w:pPr>
             <w:r>
               <w:rPr>
-                <w:color w:val="6A6458"/>
+                <w:color w:val="38352F"/>
               </w:rPr>
               <w:t>〔对决策意味着什么〕</w:t>
             </w:r>
@@ -6827,7 +6827,7 @@
             <w:tcBorders>
               <w:top w:val="nil"/>
               <w:left w:val="nil"/>
-              <w:bottom w:val="single" w:sz="4" w:space="0" w:color="26231E"/>
+              <w:bottom w:val="single" w:sz="4" w:space="0" w:color="38352F"/>
               <w:right w:val="nil"/>
             </w:tcBorders>
             <w:tcMar>
@@ -6857,7 +6857,7 @@
             <w:tcBorders>
               <w:top w:val="nil"/>
               <w:left w:val="nil"/>
-              <w:bottom w:val="single" w:sz="4" w:space="0" w:color="26231E"/>
+              <w:bottom w:val="single" w:sz="4" w:space="0" w:color="38352F"/>
               <w:right w:val="nil"/>
             </w:tcBorders>
             <w:tcMar>
@@ -6886,7 +6886,7 @@
             <w:tcBorders>
               <w:top w:val="nil"/>
               <w:left w:val="nil"/>
-              <w:bottom w:val="single" w:sz="4" w:space="0" w:color="26231E"/>
+              <w:bottom w:val="single" w:sz="4" w:space="0" w:color="38352F"/>
               <w:right w:val="nil"/>
             </w:tcBorders>
             <w:tcMar>
@@ -6902,7 +6902,7 @@
             </w:pPr>
             <w:r>
               <w:rPr>
-                <w:color w:val="6A6458"/>
+                <w:color w:val="38352F"/>
               </w:rPr>
               <w:t>〔数据、引用或实测结果〕</w:t>
             </w:r>
@@ -6914,7 +6914,7 @@
             <w:tcBorders>
               <w:top w:val="nil"/>
               <w:left w:val="nil"/>
-              <w:bottom w:val="single" w:sz="4" w:space="0" w:color="26231E"/>
+              <w:bottom w:val="single" w:sz="4" w:space="0" w:color="38352F"/>
               <w:right w:val="nil"/>
             </w:tcBorders>
             <w:tcMar>
@@ -6930,7 +6930,7 @@
             </w:pPr>
             <w:r>
               <w:rPr>
-                <w:color w:val="6A6458"/>
+                <w:color w:val="38352F"/>
               </w:rPr>
               <w:t>〔对决策意味着什么〕</w:t>
             </w:r>
@@ -7042,7 +7042,7 @@
                           </a:avLst>
                         </a:prstGeom>
                         <a:solidFill>
-                          <a:srgbClr val="26231E"/>
+                          <a:srgbClr val="38352F"/>
                         </a:solidFill>
                         <a:ln w="12700" cap="flat" cmpd="sng" algn="ctr">
                           <a:noFill/>
@@ -7094,7 +7094,7 @@
           </mc:Choice>
           <mc:Fallback>
             <w:pict>
-              <v:roundrect w14:anchorId="137F61BF" id="矩形: 圆角 10" o:spid="_x0000_s1026" alt="OH_InkBar" style="width:322.5pt;height:21.1pt;visibility:visible;mso-wrap-style:square;mso-left-percent:-10001;mso-top-percent:-10001;mso-position-horizontal:absolute;mso-position-horizontal-relative:char;mso-position-vertical:absolute;mso-position-vertical-relative:line;mso-left-percent:-10001;mso-top-percent:-10001;v-text-anchor:middle" arcsize="17082f" o:gfxdata="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" fillcolor="#26231e" stroked="f" strokecolor="#09101d [484]" strokeweight="1pt">
+              <v:roundrect w14:anchorId="137F61BF" id="矩形: 圆角 10" o:spid="_x0000_s1026" alt="OH_InkBar" style="width:322.5pt;height:21.1pt;visibility:visible;mso-wrap-style:square;mso-left-percent:-10001;mso-top-percent:-10001;mso-position-horizontal:absolute;mso-position-horizontal-relative:char;mso-position-vertical:absolute;mso-position-vertical-relative:line;mso-left-percent:-10001;mso-top-percent:-10001;v-text-anchor:middle" arcsize="17082f" o:gfxdata="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" fillcolor="#38352F" stroked="f" strokecolor="#09101d [484]" strokeweight="1pt">
                 <v:stroke joinstyle="miter"/>
                 <w10:anchorlock/>
               </v:roundrect>
@@ -7145,9 +7145,9 @@
           <w:tcPr>
             <w:tcW w:w="2472" w:type="dxa"/>
             <w:tcBorders>
-              <w:top w:val="single" w:sz="18" w:space="0" w:color="26231E"/>
-              <w:left w:val="nil"/>
-              <w:bottom w:val="single" w:sz="4" w:space="0" w:color="26231E"/>
+              <w:top w:val="single" w:sz="18" w:space="0" w:color="38352F"/>
+              <w:left w:val="nil"/>
+              <w:bottom w:val="single" w:sz="4" w:space="0" w:color="38352F"/>
               <w:right w:val="nil"/>
             </w:tcBorders>
             <w:tcMar>
@@ -7171,9 +7171,9 @@
           <w:tcPr>
             <w:tcW w:w="2200" w:type="dxa"/>
             <w:tcBorders>
-              <w:top w:val="single" w:sz="18" w:space="0" w:color="26231E"/>
-              <w:left w:val="nil"/>
-              <w:bottom w:val="single" w:sz="4" w:space="0" w:color="26231E"/>
+              <w:top w:val="single" w:sz="18" w:space="0" w:color="38352F"/>
+              <w:left w:val="nil"/>
+              <w:bottom w:val="single" w:sz="4" w:space="0" w:color="38352F"/>
               <w:right w:val="nil"/>
             </w:tcBorders>
             <w:tcMar>
@@ -7200,9 +7200,9 @@
           <w:tcPr>
             <w:tcW w:w="2200" w:type="dxa"/>
             <w:tcBorders>
-              <w:top w:val="single" w:sz="18" w:space="0" w:color="26231E"/>
-              <w:left w:val="nil"/>
-              <w:bottom w:val="single" w:sz="4" w:space="0" w:color="26231E"/>
+              <w:top w:val="single" w:sz="18" w:space="0" w:color="38352F"/>
+              <w:left w:val="nil"/>
+              <w:bottom w:val="single" w:sz="4" w:space="0" w:color="38352F"/>
               <w:right w:val="nil"/>
             </w:tcBorders>
             <w:tcMar>
@@ -7229,9 +7229,9 @@
           <w:tcPr>
             <w:tcW w:w="2200" w:type="dxa"/>
             <w:tcBorders>
-              <w:top w:val="single" w:sz="18" w:space="0" w:color="26231E"/>
-              <w:left w:val="nil"/>
-              <w:bottom w:val="single" w:sz="4" w:space="0" w:color="26231E"/>
+              <w:top w:val="single" w:sz="18" w:space="0" w:color="38352F"/>
+              <w:left w:val="nil"/>
+              <w:bottom w:val="single" w:sz="4" w:space="0" w:color="38352F"/>
               <w:right w:val="nil"/>
             </w:tcBorders>
             <w:tcMar>
@@ -7314,19 +7314,19 @@
             </w:pPr>
             <w:r>
               <w:rPr>
-                <w:color w:val="6A6458"/>
+                <w:color w:val="38352F"/>
               </w:rPr>
               <w:t>〔评分</w:t>
             </w:r>
             <w:r>
               <w:rPr>
-                <w:color w:val="6A6458"/>
+                <w:color w:val="38352F"/>
               </w:rPr>
               <w:t xml:space="preserve"> / </w:t>
             </w:r>
             <w:r>
               <w:rPr>
-                <w:color w:val="6A6458"/>
+                <w:color w:val="38352F"/>
               </w:rPr>
               <w:t>说明〕</w:t>
             </w:r>
@@ -7355,19 +7355,19 @@
             </w:pPr>
             <w:r>
               <w:rPr>
-                <w:color w:val="6A6458"/>
+                <w:color w:val="38352F"/>
               </w:rPr>
               <w:t>〔评分</w:t>
             </w:r>
             <w:r>
               <w:rPr>
-                <w:color w:val="6A6458"/>
+                <w:color w:val="38352F"/>
               </w:rPr>
               <w:t xml:space="preserve"> / </w:t>
             </w:r>
             <w:r>
               <w:rPr>
-                <w:color w:val="6A6458"/>
+                <w:color w:val="38352F"/>
               </w:rPr>
               <w:t>说明〕</w:t>
             </w:r>
@@ -7396,19 +7396,19 @@
             </w:pPr>
             <w:r>
               <w:rPr>
-                <w:color w:val="6A6458"/>
+                <w:color w:val="38352F"/>
               </w:rPr>
               <w:t>〔评分</w:t>
             </w:r>
             <w:r>
               <w:rPr>
-                <w:color w:val="6A6458"/>
+                <w:color w:val="38352F"/>
               </w:rPr>
               <w:t xml:space="preserve"> / </w:t>
             </w:r>
             <w:r>
               <w:rPr>
-                <w:color w:val="6A6458"/>
+                <w:color w:val="38352F"/>
               </w:rPr>
               <w:t>说明〕</w:t>
             </w:r>
@@ -7474,19 +7474,19 @@
             </w:pPr>
             <w:r>
               <w:rPr>
-                <w:color w:val="6A6458"/>
+                <w:color w:val="38352F"/>
               </w:rPr>
               <w:t>〔评分</w:t>
             </w:r>
             <w:r>
               <w:rPr>
-                <w:color w:val="6A6458"/>
+                <w:color w:val="38352F"/>
               </w:rPr>
               <w:t xml:space="preserve"> / </w:t>
             </w:r>
             <w:r>
               <w:rPr>
-                <w:color w:val="6A6458"/>
+                <w:color w:val="38352F"/>
               </w:rPr>
               <w:t>说明〕</w:t>
             </w:r>
@@ -7515,19 +7515,19 @@
             </w:pPr>
             <w:r>
               <w:rPr>
-                <w:color w:val="6A6458"/>
+                <w:color w:val="38352F"/>
               </w:rPr>
               <w:t>〔评分</w:t>
             </w:r>
             <w:r>
               <w:rPr>
-                <w:color w:val="6A6458"/>
+                <w:color w:val="38352F"/>
               </w:rPr>
               <w:t xml:space="preserve"> / </w:t>
             </w:r>
             <w:r>
               <w:rPr>
-                <w:color w:val="6A6458"/>
+                <w:color w:val="38352F"/>
               </w:rPr>
               <w:t>说明〕</w:t>
             </w:r>
@@ -7556,19 +7556,19 @@
             </w:pPr>
             <w:r>
               <w:rPr>
-                <w:color w:val="6A6458"/>
+                <w:color w:val="38352F"/>
               </w:rPr>
               <w:t>〔评分</w:t>
             </w:r>
             <w:r>
               <w:rPr>
-                <w:color w:val="6A6458"/>
+                <w:color w:val="38352F"/>
               </w:rPr>
               <w:t xml:space="preserve"> / </w:t>
             </w:r>
             <w:r>
               <w:rPr>
-                <w:color w:val="6A6458"/>
+                <w:color w:val="38352F"/>
               </w:rPr>
               <w:t>说明〕</w:t>
             </w:r>
@@ -7634,19 +7634,19 @@
             </w:pPr>
             <w:r>
               <w:rPr>
-                <w:color w:val="6A6458"/>
+                <w:color w:val="38352F"/>
               </w:rPr>
               <w:t>〔评分</w:t>
             </w:r>
             <w:r>
               <w:rPr>
-                <w:color w:val="6A6458"/>
+                <w:color w:val="38352F"/>
               </w:rPr>
               <w:t xml:space="preserve"> / </w:t>
             </w:r>
             <w:r>
               <w:rPr>
-                <w:color w:val="6A6458"/>
+                <w:color w:val="38352F"/>
               </w:rPr>
               <w:t>说明〕</w:t>
             </w:r>
@@ -7675,19 +7675,19 @@
             </w:pPr>
             <w:r>
               <w:rPr>
-                <w:color w:val="6A6458"/>
+                <w:color w:val="38352F"/>
               </w:rPr>
               <w:t>〔评分</w:t>
             </w:r>
             <w:r>
               <w:rPr>
-                <w:color w:val="6A6458"/>
+                <w:color w:val="38352F"/>
               </w:rPr>
               <w:t xml:space="preserve"> / </w:t>
             </w:r>
             <w:r>
               <w:rPr>
-                <w:color w:val="6A6458"/>
+                <w:color w:val="38352F"/>
               </w:rPr>
               <w:t>说明〕</w:t>
             </w:r>
@@ -7716,19 +7716,19 @@
             </w:pPr>
             <w:r>
               <w:rPr>
-                <w:color w:val="6A6458"/>
+                <w:color w:val="38352F"/>
               </w:rPr>
               <w:t>〔评分</w:t>
             </w:r>
             <w:r>
               <w:rPr>
-                <w:color w:val="6A6458"/>
+                <w:color w:val="38352F"/>
               </w:rPr>
               <w:t xml:space="preserve"> / </w:t>
             </w:r>
             <w:r>
               <w:rPr>
-                <w:color w:val="6A6458"/>
+                <w:color w:val="38352F"/>
               </w:rPr>
               <w:t>说明〕</w:t>
             </w:r>
@@ -7794,19 +7794,19 @@
             </w:pPr>
             <w:r>
               <w:rPr>
-                <w:color w:val="6A6458"/>
+                <w:color w:val="38352F"/>
               </w:rPr>
               <w:t>〔评分</w:t>
             </w:r>
             <w:r>
               <w:rPr>
-                <w:color w:val="6A6458"/>
+                <w:color w:val="38352F"/>
               </w:rPr>
               <w:t xml:space="preserve"> / </w:t>
             </w:r>
             <w:r>
               <w:rPr>
-                <w:color w:val="6A6458"/>
+                <w:color w:val="38352F"/>
               </w:rPr>
               <w:t>说明〕</w:t>
             </w:r>
@@ -7835,19 +7835,19 @@
             </w:pPr>
             <w:r>
               <w:rPr>
-                <w:color w:val="6A6458"/>
+                <w:color w:val="38352F"/>
               </w:rPr>
               <w:t>〔评分</w:t>
             </w:r>
             <w:r>
               <w:rPr>
-                <w:color w:val="6A6458"/>
+                <w:color w:val="38352F"/>
               </w:rPr>
               <w:t xml:space="preserve"> / </w:t>
             </w:r>
             <w:r>
               <w:rPr>
-                <w:color w:val="6A6458"/>
+                <w:color w:val="38352F"/>
               </w:rPr>
               <w:t>说明〕</w:t>
             </w:r>
@@ -7876,19 +7876,19 @@
             </w:pPr>
             <w:r>
               <w:rPr>
-                <w:color w:val="6A6458"/>
+                <w:color w:val="38352F"/>
               </w:rPr>
               <w:t>〔评分</w:t>
             </w:r>
             <w:r>
               <w:rPr>
-                <w:color w:val="6A6458"/>
+                <w:color w:val="38352F"/>
               </w:rPr>
               <w:t xml:space="preserve"> / </w:t>
             </w:r>
             <w:r>
               <w:rPr>
-                <w:color w:val="6A6458"/>
+                <w:color w:val="38352F"/>
               </w:rPr>
               <w:t>说明〕</w:t>
             </w:r>
@@ -7905,7 +7905,7 @@
             <w:tcBorders>
               <w:top w:val="nil"/>
               <w:left w:val="nil"/>
-              <w:bottom w:val="single" w:sz="4" w:space="0" w:color="26231E"/>
+              <w:bottom w:val="single" w:sz="4" w:space="0" w:color="38352F"/>
               <w:right w:val="nil"/>
             </w:tcBorders>
             <w:tcMar>
@@ -7934,7 +7934,7 @@
             <w:tcBorders>
               <w:top w:val="nil"/>
               <w:left w:val="nil"/>
-              <w:bottom w:val="single" w:sz="4" w:space="0" w:color="26231E"/>
+              <w:bottom w:val="single" w:sz="4" w:space="0" w:color="38352F"/>
               <w:right w:val="nil"/>
             </w:tcBorders>
             <w:tcMar>
@@ -7964,7 +7964,7 @@
             <w:tcBorders>
               <w:top w:val="nil"/>
               <w:left w:val="nil"/>
-              <w:bottom w:val="single" w:sz="4" w:space="0" w:color="26231E"/>
+              <w:bottom w:val="single" w:sz="4" w:space="0" w:color="38352F"/>
               <w:right w:val="nil"/>
             </w:tcBorders>
             <w:tcMar>
@@ -7994,7 +7994,7 @@
             <w:tcBorders>
               <w:top w:val="nil"/>
               <w:left w:val="nil"/>
-              <w:bottom w:val="single" w:sz="4" w:space="0" w:color="26231E"/>
+              <w:bottom w:val="single" w:sz="4" w:space="0" w:color="38352F"/>
               <w:right w:val="nil"/>
             </w:tcBorders>
             <w:tcMar>
@@ -8114,7 +8114,7 @@
                           </a:avLst>
                         </a:prstGeom>
                         <a:solidFill>
-                          <a:srgbClr val="26231E"/>
+                          <a:srgbClr val="38352F"/>
                         </a:solidFill>
                         <a:ln w="12700" cap="flat" cmpd="sng" algn="ctr">
                           <a:noFill/>
@@ -8166,7 +8166,7 @@
           </mc:Choice>
           <mc:Fallback>
             <w:pict>
-              <v:roundrect w14:anchorId="38FCC720" id="矩形: 圆角 11" o:spid="_x0000_s1026" alt="OH_InkBar" style="width:305.55pt;height:21.1pt;visibility:visible;mso-wrap-style:square;mso-left-percent:-10001;mso-top-percent:-10001;mso-position-horizontal:absolute;mso-position-horizontal-relative:char;mso-position-vertical:absolute;mso-position-vertical-relative:line;mso-left-percent:-10001;mso-top-percent:-10001;v-text-anchor:middle" arcsize="17082f" o:gfxdata="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" fillcolor="#26231e" stroked="f" strokecolor="#09101d [484]" strokeweight="1pt">
+              <v:roundrect w14:anchorId="38FCC720" id="矩形: 圆角 11" o:spid="_x0000_s1026" alt="OH_InkBar" style="width:305.55pt;height:21.1pt;visibility:visible;mso-wrap-style:square;mso-left-percent:-10001;mso-top-percent:-10001;mso-position-horizontal:absolute;mso-position-horizontal-relative:char;mso-position-vertical:absolute;mso-position-vertical-relative:line;mso-left-percent:-10001;mso-top-percent:-10001;v-text-anchor:middle" arcsize="17082f" o:gfxdata="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" fillcolor="#38352F" stroked="f" strokecolor="#09101d [484]" strokeweight="1pt">
                 <v:stroke joinstyle="miter"/>
                 <w10:anchorlock/>
               </v:roundrect>
@@ -8207,9 +8207,9 @@
           <w:tcPr>
             <w:tcW w:w="3272" w:type="dxa"/>
             <w:tcBorders>
-              <w:top w:val="single" w:sz="18" w:space="0" w:color="26231E"/>
-              <w:left w:val="nil"/>
-              <w:bottom w:val="single" w:sz="4" w:space="0" w:color="26231E"/>
+              <w:top w:val="single" w:sz="18" w:space="0" w:color="38352F"/>
+              <w:left w:val="nil"/>
+              <w:bottom w:val="single" w:sz="4" w:space="0" w:color="38352F"/>
               <w:right w:val="nil"/>
             </w:tcBorders>
             <w:tcMar>
@@ -8239,9 +8239,9 @@
           <w:tcPr>
             <w:tcW w:w="1100" w:type="dxa"/>
             <w:tcBorders>
-              <w:top w:val="single" w:sz="18" w:space="0" w:color="26231E"/>
-              <w:left w:val="nil"/>
-              <w:bottom w:val="single" w:sz="4" w:space="0" w:color="26231E"/>
+              <w:top w:val="single" w:sz="18" w:space="0" w:color="38352F"/>
+              <w:left w:val="nil"/>
+              <w:bottom w:val="single" w:sz="4" w:space="0" w:color="38352F"/>
               <w:right w:val="nil"/>
             </w:tcBorders>
             <w:tcMar>
@@ -8265,9 +8265,9 @@
           <w:tcPr>
             <w:tcW w:w="1100" w:type="dxa"/>
             <w:tcBorders>
-              <w:top w:val="single" w:sz="18" w:space="0" w:color="26231E"/>
-              <w:left w:val="nil"/>
-              <w:bottom w:val="single" w:sz="4" w:space="0" w:color="26231E"/>
+              <w:top w:val="single" w:sz="18" w:space="0" w:color="38352F"/>
+              <w:left w:val="nil"/>
+              <w:bottom w:val="single" w:sz="4" w:space="0" w:color="38352F"/>
               <w:right w:val="nil"/>
             </w:tcBorders>
             <w:tcMar>
@@ -8291,9 +8291,9 @@
           <w:tcPr>
             <w:tcW w:w="3600" w:type="dxa"/>
             <w:tcBorders>
-              <w:top w:val="single" w:sz="18" w:space="0" w:color="26231E"/>
-              <w:left w:val="nil"/>
-              <w:bottom w:val="single" w:sz="4" w:space="0" w:color="26231E"/>
+              <w:top w:val="single" w:sz="18" w:space="0" w:color="38352F"/>
+              <w:left w:val="nil"/>
+              <w:bottom w:val="single" w:sz="4" w:space="0" w:color="38352F"/>
               <w:right w:val="nil"/>
             </w:tcBorders>
             <w:tcMar>
@@ -8341,7 +8341,7 @@
             </w:pPr>
             <w:r>
               <w:rPr>
-                <w:color w:val="6A6458"/>
+                <w:color w:val="38352F"/>
               </w:rPr>
               <w:t>〔样本量不足导致结论偏差〕</w:t>
             </w:r>
@@ -8422,19 +8422,19 @@
             </w:pPr>
             <w:r>
               <w:rPr>
-                <w:color w:val="6A6458"/>
+                <w:color w:val="38352F"/>
               </w:rPr>
               <w:t>〔补充样本</w:t>
             </w:r>
             <w:r>
               <w:rPr>
-                <w:color w:val="6A6458"/>
+                <w:color w:val="38352F"/>
               </w:rPr>
               <w:t xml:space="preserve"> / </w:t>
             </w:r>
             <w:r>
               <w:rPr>
-                <w:color w:val="6A6458"/>
+                <w:color w:val="38352F"/>
               </w:rPr>
               <w:t>标注置信度〕</w:t>
             </w:r>
@@ -8468,7 +8468,7 @@
             </w:pPr>
             <w:r>
               <w:rPr>
-                <w:color w:val="6A6458"/>
+                <w:color w:val="38352F"/>
               </w:rPr>
               <w:t>〔数据来源时效性〕</w:t>
             </w:r>
@@ -8549,7 +8549,7 @@
             </w:pPr>
             <w:r>
               <w:rPr>
-                <w:color w:val="6A6458"/>
+                <w:color w:val="38352F"/>
               </w:rPr>
               <w:t>〔标注数据日期，定期复核〕</w:t>
             </w:r>
@@ -8566,7 +8566,7 @@
             <w:tcBorders>
               <w:top w:val="nil"/>
               <w:left w:val="nil"/>
-              <w:bottom w:val="single" w:sz="4" w:space="0" w:color="26231E"/>
+              <w:bottom w:val="single" w:sz="4" w:space="0" w:color="38352F"/>
               <w:right w:val="nil"/>
             </w:tcBorders>
             <w:tcMar>
@@ -8582,7 +8582,7 @@
             </w:pPr>
             <w:r>
               <w:rPr>
-                <w:color w:val="6A6458"/>
+                <w:color w:val="38352F"/>
               </w:rPr>
               <w:t>〔方案依赖外部供应商〕</w:t>
             </w:r>
@@ -8594,7 +8594,7 @@
             <w:tcBorders>
               <w:top w:val="nil"/>
               <w:left w:val="nil"/>
-              <w:bottom w:val="single" w:sz="4" w:space="0" w:color="26231E"/>
+              <w:bottom w:val="single" w:sz="4" w:space="0" w:color="38352F"/>
               <w:right w:val="nil"/>
             </w:tcBorders>
             <w:tcMar>
@@ -8619,7 +8619,7 @@
             <w:tcBorders>
               <w:top w:val="nil"/>
               <w:left w:val="nil"/>
-              <w:bottom w:val="single" w:sz="4" w:space="0" w:color="26231E"/>
+              <w:bottom w:val="single" w:sz="4" w:space="0" w:color="38352F"/>
               <w:right w:val="nil"/>
             </w:tcBorders>
             <w:tcMar>
@@ -8644,7 +8644,7 @@
             <w:tcBorders>
               <w:top w:val="nil"/>
               <w:left w:val="nil"/>
-              <w:bottom w:val="single" w:sz="4" w:space="0" w:color="26231E"/>
+              <w:bottom w:val="single" w:sz="4" w:space="0" w:color="38352F"/>
               <w:right w:val="nil"/>
             </w:tcBorders>
             <w:tcMar>
@@ -8660,7 +8660,7 @@
             </w:pPr>
             <w:r>
               <w:rPr>
-                <w:color w:val="6A6458"/>
+                <w:color w:val="38352F"/>
               </w:rPr>
               <w:t>〔准备备选方案〕</w:t>
             </w:r>
@@ -8719,7 +8719,7 @@
                           </a:avLst>
                         </a:prstGeom>
                         <a:solidFill>
-                          <a:srgbClr val="26231E"/>
+                          <a:srgbClr val="38352F"/>
                         </a:solidFill>
                         <a:ln w="12700" cap="flat" cmpd="sng" algn="ctr">
                           <a:noFill/>
@@ -8771,7 +8771,7 @@
           </mc:Choice>
           <mc:Fallback>
             <w:pict>
-              <v:roundrect w14:anchorId="76306C7F" id="矩形: 圆角 12" o:spid="_x0000_s1026" alt="OH_InkBar" style="width:305.55pt;height:21.1pt;visibility:visible;mso-wrap-style:square;mso-left-percent:-10001;mso-top-percent:-10001;mso-position-horizontal:absolute;mso-position-horizontal-relative:char;mso-position-vertical:absolute;mso-position-vertical-relative:line;mso-left-percent:-10001;mso-top-percent:-10001;v-text-anchor:middle" arcsize="17082f" o:gfxdata="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" fillcolor="#26231e" stroked="f" strokecolor="#09101d [484]" strokeweight="1pt">
+              <v:roundrect w14:anchorId="76306C7F" id="矩形: 圆角 12" o:spid="_x0000_s1026" alt="OH_InkBar" style="width:305.55pt;height:21.1pt;visibility:visible;mso-wrap-style:square;mso-left-percent:-10001;mso-top-percent:-10001;mso-position-horizontal:absolute;mso-position-horizontal-relative:char;mso-position-vertical:absolute;mso-position-vertical-relative:line;mso-left-percent:-10001;mso-top-percent:-10001;v-text-anchor:middle" arcsize="17082f" o:gfxdata="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" fillcolor="#38352F" stroked="f" strokecolor="#09101d [484]" strokeweight="1pt">
                 <v:stroke joinstyle="miter"/>
                 <w10:anchorlock/>
               </v:roundrect>
@@ -8910,9 +8910,9 @@
           <w:tcPr>
             <w:tcW w:w="4072" w:type="dxa"/>
             <w:tcBorders>
-              <w:top w:val="single" w:sz="18" w:space="0" w:color="26231E"/>
-              <w:left w:val="nil"/>
-              <w:bottom w:val="single" w:sz="4" w:space="0" w:color="26231E"/>
+              <w:top w:val="single" w:sz="18" w:space="0" w:color="38352F"/>
+              <w:left w:val="nil"/>
+              <w:bottom w:val="single" w:sz="4" w:space="0" w:color="38352F"/>
               <w:right w:val="nil"/>
             </w:tcBorders>
             <w:tcMar>
@@ -8936,9 +8936,9 @@
           <w:tcPr>
             <w:tcW w:w="1600" w:type="dxa"/>
             <w:tcBorders>
-              <w:top w:val="single" w:sz="18" w:space="0" w:color="26231E"/>
-              <w:left w:val="nil"/>
-              <w:bottom w:val="single" w:sz="4" w:space="0" w:color="26231E"/>
+              <w:top w:val="single" w:sz="18" w:space="0" w:color="38352F"/>
+              <w:left w:val="nil"/>
+              <w:bottom w:val="single" w:sz="4" w:space="0" w:color="38352F"/>
               <w:right w:val="nil"/>
             </w:tcBorders>
             <w:tcMar>
@@ -8962,9 +8962,9 @@
           <w:tcPr>
             <w:tcW w:w="1800" w:type="dxa"/>
             <w:tcBorders>
-              <w:top w:val="single" w:sz="18" w:space="0" w:color="26231E"/>
-              <w:left w:val="nil"/>
-              <w:bottom w:val="single" w:sz="4" w:space="0" w:color="26231E"/>
+              <w:top w:val="single" w:sz="18" w:space="0" w:color="38352F"/>
+              <w:left w:val="nil"/>
+              <w:bottom w:val="single" w:sz="4" w:space="0" w:color="38352F"/>
               <w:right w:val="nil"/>
             </w:tcBorders>
             <w:tcMar>
@@ -8988,9 +8988,9 @@
           <w:tcPr>
             <w:tcW w:w="1600" w:type="dxa"/>
             <w:tcBorders>
-              <w:top w:val="single" w:sz="18" w:space="0" w:color="26231E"/>
-              <w:left w:val="nil"/>
-              <w:bottom w:val="single" w:sz="4" w:space="0" w:color="26231E"/>
+              <w:top w:val="single" w:sz="18" w:space="0" w:color="38352F"/>
+              <w:left w:val="nil"/>
+              <w:bottom w:val="single" w:sz="4" w:space="0" w:color="38352F"/>
               <w:right w:val="nil"/>
             </w:tcBorders>
             <w:tcMar>
@@ -9038,7 +9038,7 @@
             </w:pPr>
             <w:r>
               <w:rPr>
-                <w:color w:val="6A6458"/>
+                <w:color w:val="38352F"/>
               </w:rPr>
               <w:t>〔下一步行动〕</w:t>
             </w:r>
@@ -9067,7 +9067,7 @@
             </w:pPr>
             <w:r>
               <w:rPr>
-                <w:color w:val="6A6458"/>
+                <w:color w:val="38352F"/>
               </w:rPr>
               <w:t>〔姓名〕</w:t>
             </w:r>
@@ -9136,7 +9136,7 @@
             <w:tcBorders>
               <w:top w:val="nil"/>
               <w:left w:val="nil"/>
-              <w:bottom w:val="single" w:sz="4" w:space="0" w:color="26231E"/>
+              <w:bottom w:val="single" w:sz="4" w:space="0" w:color="38352F"/>
               <w:right w:val="nil"/>
             </w:tcBorders>
             <w:tcMar>
@@ -9152,7 +9152,7 @@
             </w:pPr>
             <w:r>
               <w:rPr>
-                <w:color w:val="6A6458"/>
+                <w:color w:val="38352F"/>
               </w:rPr>
               <w:t>〔下一步行动〕</w:t>
             </w:r>
@@ -9164,7 +9164,7 @@
             <w:tcBorders>
               <w:top w:val="nil"/>
               <w:left w:val="nil"/>
-              <w:bottom w:val="single" w:sz="4" w:space="0" w:color="26231E"/>
+              <w:bottom w:val="single" w:sz="4" w:space="0" w:color="38352F"/>
               <w:right w:val="nil"/>
             </w:tcBorders>
             <w:tcMar>
@@ -9180,7 +9180,7 @@
             </w:pPr>
             <w:r>
               <w:rPr>
-                <w:color w:val="6A6458"/>
+                <w:color w:val="38352F"/>
               </w:rPr>
               <w:t>〔姓名〕</w:t>
             </w:r>
@@ -9192,7 +9192,7 @@
             <w:tcBorders>
               <w:top w:val="nil"/>
               <w:left w:val="nil"/>
-              <w:bottom w:val="single" w:sz="4" w:space="0" w:color="26231E"/>
+              <w:bottom w:val="single" w:sz="4" w:space="0" w:color="38352F"/>
               <w:right w:val="nil"/>
             </w:tcBorders>
             <w:tcMar>
@@ -9217,7 +9217,7 @@
             <w:tcBorders>
               <w:top w:val="nil"/>
               <w:left w:val="nil"/>
-              <w:bottom w:val="single" w:sz="4" w:space="0" w:color="26231E"/>
+              <w:bottom w:val="single" w:sz="4" w:space="0" w:color="38352F"/>
               <w:right w:val="nil"/>
             </w:tcBorders>
             <w:tcMar>
@@ -9288,7 +9288,7 @@
                           </a:avLst>
                         </a:prstGeom>
                         <a:solidFill>
-                          <a:srgbClr val="26231E"/>
+                          <a:srgbClr val="38352F"/>
                         </a:solidFill>
                         <a:ln w="12700" cap="flat" cmpd="sng" algn="ctr">
                           <a:noFill/>
@@ -9340,7 +9340,7 @@
           </mc:Choice>
           <mc:Fallback>
             <w:pict>
-              <v:roundrect w14:anchorId="461AA065" id="矩形: 圆角 13" o:spid="_x0000_s1026" alt="OH_InkBar" style="width:367.55pt;height:21.1pt;visibility:visible;mso-wrap-style:square;mso-left-percent:-10001;mso-top-percent:-10001;mso-position-horizontal:absolute;mso-position-horizontal-relative:char;mso-position-vertical:absolute;mso-position-vertical-relative:line;mso-left-percent:-10001;mso-top-percent:-10001;v-text-anchor:middle" arcsize="17082f" o:gfxdata="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" fillcolor="#26231e" stroked="f" strokecolor="#09101d [484]" strokeweight="1pt">
+              <v:roundrect w14:anchorId="461AA065" id="矩形: 圆角 13" o:spid="_x0000_s1026" alt="OH_InkBar" style="width:367.55pt;height:21.1pt;visibility:visible;mso-wrap-style:square;mso-left-percent:-10001;mso-top-percent:-10001;mso-position-horizontal:absolute;mso-position-horizontal-relative:char;mso-position-vertical:absolute;mso-position-vertical-relative:line;mso-left-percent:-10001;mso-top-percent:-10001;v-text-anchor:middle" arcsize="17082f" o:gfxdata="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" fillcolor="#38352F" stroked="f" strokecolor="#09101d [484]" strokeweight="1pt">
                 <v:stroke joinstyle="miter"/>
                 <w10:anchorlock/>
               </v:roundrect>
@@ -9612,7 +9612,7 @@
                           </a:avLst>
                         </a:prstGeom>
                         <a:solidFill>
-                          <a:srgbClr val="26231E"/>
+                          <a:srgbClr val="38352F"/>
                         </a:solidFill>
                         <a:ln w="12700" cap="flat" cmpd="sng" algn="ctr">
                           <a:noFill/>
@@ -9664,7 +9664,7 @@
           </mc:Choice>
           <mc:Fallback>
             <w:pict>
-              <v:roundrect w14:anchorId="787D5080" id="矩形: 圆角 14" o:spid="_x0000_s1026" alt="OH_InkBar" style="width:402pt;height:21.1pt;visibility:visible;mso-wrap-style:square;mso-left-percent:-10001;mso-top-percent:-10001;mso-position-horizontal:absolute;mso-position-horizontal-relative:char;mso-position-vertical:absolute;mso-position-vertical-relative:line;mso-left-percent:-10001;mso-top-percent:-10001;v-text-anchor:middle" arcsize="17082f" o:gfxdata="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" fillcolor="#26231e" stroked="f" strokecolor="#09101d [484]" strokeweight="1pt">
+              <v:roundrect w14:anchorId="787D5080" id="矩形: 圆角 14" o:spid="_x0000_s1026" alt="OH_InkBar" style="width:402pt;height:21.1pt;visibility:visible;mso-wrap-style:square;mso-left-percent:-10001;mso-top-percent:-10001;mso-position-horizontal:absolute;mso-position-horizontal-relative:char;mso-position-vertical:absolute;mso-position-vertical-relative:line;mso-left-percent:-10001;mso-top-percent:-10001;v-text-anchor:middle" arcsize="17082f" o:gfxdata="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" fillcolor="#38352F" stroked="f" strokecolor="#09101d [484]" strokeweight="1pt">
                 <v:stroke joinstyle="miter"/>
                 <w10:anchorlock/>
               </v:roundrect>
@@ -9717,9 +9717,9 @@
           <w:tcPr>
             <w:tcW w:w="2400" w:type="dxa"/>
             <w:tcBorders>
-              <w:top w:val="single" w:sz="18" w:space="0" w:color="26231E"/>
-              <w:left w:val="nil"/>
-              <w:bottom w:val="single" w:sz="4" w:space="0" w:color="26231E"/>
+              <w:top w:val="single" w:sz="18" w:space="0" w:color="38352F"/>
+              <w:left w:val="nil"/>
+              <w:bottom w:val="single" w:sz="4" w:space="0" w:color="38352F"/>
               <w:right w:val="nil"/>
             </w:tcBorders>
             <w:tcMar>
@@ -9743,9 +9743,9 @@
           <w:tcPr>
             <w:tcW w:w="6672" w:type="dxa"/>
             <w:tcBorders>
-              <w:top w:val="single" w:sz="18" w:space="0" w:color="26231E"/>
-              <w:left w:val="nil"/>
-              <w:bottom w:val="single" w:sz="4" w:space="0" w:color="26231E"/>
+              <w:top w:val="single" w:sz="18" w:space="0" w:color="38352F"/>
+              <w:left w:val="nil"/>
+              <w:bottom w:val="single" w:sz="4" w:space="0" w:color="38352F"/>
               <w:right w:val="nil"/>
             </w:tcBorders>
             <w:tcMar>
@@ -9793,7 +9793,7 @@
             </w:pPr>
             <w:r>
               <w:rPr>
-                <w:color w:val="6A6458"/>
+                <w:color w:val="38352F"/>
               </w:rPr>
               <w:t>〔术语〕</w:t>
             </w:r>
@@ -9822,7 +9822,7 @@
             </w:pPr>
             <w:r>
               <w:rPr>
-                <w:color w:val="6A6458"/>
+                <w:color w:val="38352F"/>
               </w:rPr>
               <w:t>〔一句话解释〕</w:t>
             </w:r>
@@ -9839,7 +9839,7 @@
             <w:tcBorders>
               <w:top w:val="nil"/>
               <w:left w:val="nil"/>
-              <w:bottom w:val="single" w:sz="4" w:space="0" w:color="26231E"/>
+              <w:bottom w:val="single" w:sz="4" w:space="0" w:color="38352F"/>
               <w:right w:val="nil"/>
             </w:tcBorders>
             <w:tcMar>
@@ -9855,7 +9855,7 @@
             </w:pPr>
             <w:r>
               <w:rPr>
-                <w:color w:val="6A6458"/>
+                <w:color w:val="38352F"/>
               </w:rPr>
               <w:t>〔缩写〕</w:t>
             </w:r>
@@ -9867,7 +9867,7 @@
             <w:tcBorders>
               <w:top w:val="nil"/>
               <w:left w:val="nil"/>
-              <w:bottom w:val="single" w:sz="4" w:space="0" w:color="26231E"/>
+              <w:bottom w:val="single" w:sz="4" w:space="0" w:color="38352F"/>
               <w:right w:val="nil"/>
             </w:tcBorders>
             <w:tcMar>
@@ -9883,7 +9883,7 @@
             </w:pPr>
             <w:r>
               <w:rPr>
-                <w:color w:val="6A6458"/>
+                <w:color w:val="38352F"/>
               </w:rPr>
               <w:t>〔全称与解释〕</w:t>
             </w:r>
@@ -9960,7 +9960,7 @@
     <w:r>
       <w:rPr>
         <w:rFonts w:ascii="Bahnschrift" w:hAnsi="Bahnschrift"/>
-        <w:color w:val="6A6458"/>
+        <w:color w:val="38352F"/>
         <w:sz w:val="17"/>
         <w:szCs w:val="17"/>
       </w:rPr>
@@ -10103,7 +10103,7 @@
     </w:r>
     <w:r>
       <w:rPr>
-        <w:color w:val="6A6458"/>
+        <w:color w:val="38352F"/>
         <w:sz w:val="17"/>
         <w:szCs w:val="17"/>
       </w:rPr>
@@ -10128,7 +10128,7 @@
         <w:ind w:left="400" w:hanging="280"/>
       </w:pPr>
       <w:rPr>
-        <w:color w:val="26231E"/>
+        <w:color w:val="38352F"/>
         <w:sz w:val="12"/>
         <w:szCs w:val="12"/>
       </w:rPr>
@@ -10190,7 +10190,7 @@
         <w:rFonts w:ascii="Bahnschrift" w:eastAsia="微软雅黑" w:hAnsi="Bahnschrift"/>
         <w:b/>
         <w:bCs/>
-        <w:color w:val="26231E"/>
+        <w:color w:val="38352F"/>
       </w:rPr>
     </w:lvl>
     <w:lvl w:ilvl="1" w:tplc="B314B426">
@@ -10267,7 +10267,7 @@
         <w:rFonts w:ascii="Bahnschrift" w:eastAsia="微软雅黑" w:hAnsi="Bahnschrift"/>
         <w:b w:val="0"/>
         <w:bCs w:val="0"/>
-        <w:color w:val="26231E"/>
+        <w:color w:val="38352F"/>
       </w:rPr>
     </w:lvl>
     <w:lvl w:ilvl="2" w:tentative="1">
@@ -10282,7 +10282,7 @@
         <w:rFonts w:ascii="Bahnschrift" w:eastAsia="微软雅黑" w:hAnsi="Bahnschrift"/>
         <w:b w:val="0"/>
         <w:bCs w:val="0"/>
-        <w:color w:val="26231E"/>
+        <w:color w:val="38352F"/>
       </w:rPr>
     </w:lvl>
     <w:lvl w:ilvl="3">
@@ -10416,7 +10416,7 @@
       </w:pPr>
       <w:rPr>
         <w:rFonts w:ascii="Bahnschrift" w:eastAsia="微软雅黑" w:hAnsi="Bahnschrift"/>
-        <w:color w:val="26231E"/>
+        <w:color w:val="38352F"/>
       </w:rPr>
     </w:lvl>
     <w:lvl w:ilvl="1" w:tplc="21B47472">
@@ -10505,7 +10505,7 @@
     <w:rPrDefault>
       <w:rPr>
         <w:rFonts w:ascii="Segoe UI" w:eastAsia="微软雅黑" w:hAnsi="Segoe UI" w:cs="Segoe UI"/>
-        <w:color w:val="26231E"/>
+        <w:color w:val="38352F"/>
         <w:sz w:val="21"/>
         <w:szCs w:val="21"/>
         <w:lang w:val="en-US" w:eastAsia="zh-CN" w:bidi="ar-SA"/>
@@ -11194,7 +11194,7 @@
       <w:spacing w:after="0" w:line="400" w:lineRule="auto"/>
     </w:pPr>
     <w:rPr>
-      <w:color w:val="6A6458"/>
+      <w:color w:val="38352F"/>
       <w:sz w:val="26"/>
       <w:szCs w:val="26"/>
     </w:rPr>
@@ -11206,7 +11206,7 @@
     <w:qFormat/>
     <w:pPr>
       <w:pBdr>
-        <w:left w:val="single" w:sz="18" w:space="12" w:color="26231E"/>
+        <w:left w:val="single" w:sz="18" w:space="12" w:color="38352F"/>
       </w:pBdr>
       <w:spacing w:before="120" w:after="240"/>
       <w:ind w:left="300"/>
@@ -11243,7 +11243,7 @@
       <w:spacing w:before="100" w:after="280" w:line="260" w:lineRule="auto"/>
     </w:pPr>
     <w:rPr>
-      <w:color w:val="6A6458"/>
+      <w:color w:val="38352F"/>
       <w:sz w:val="18"/>
       <w:szCs w:val="18"/>
     </w:rPr>
@@ -11254,7 +11254,7 @@
     <w:next w:val="a"/>
     <w:qFormat/>
     <w:rPr>
-      <w:color w:val="6A6458"/>
+      <w:color w:val="38352F"/>
     </w:rPr>
   </w:style>
   <w:style w:type="paragraph" w:customStyle="1" w:styleId="af3">
@@ -11322,7 +11322,7 @@
       <w:ind w:left="420"/>
     </w:pPr>
     <w:rPr>
-      <w:color w:val="6A6458"/>
+      <w:color w:val="38352F"/>
       <w:sz w:val="20"/>
       <w:szCs w:val="20"/>
     </w:rPr>
@@ -11336,7 +11336,7 @@
       <w:ind w:left="840"/>
     </w:pPr>
     <w:rPr>
-      <w:color w:val="6A6458"/>
+      <w:color w:val="38352F"/>
       <w:sz w:val="19"/>
       <w:szCs w:val="19"/>
     </w:rPr>
